--- a/server/src/templates/contratto_dirigente.docx
+++ b/server/src/templates/contratto_dirigente.docx
@@ -1096,10 +1096,10 @@
       <w:tblLook w:val="0600" w:firstRow="0" w:lastRow="0" w:firstColumn="0" w:lastColumn="0" w:noHBand="1" w:noVBand="1"/>
     </w:tblPr>
     <w:tblGrid>
-      <w:gridCol w:w="5370"/>
+      <w:gridCol w:w="5065"/>
       <w:gridCol w:w="240"/>
       <w:gridCol w:w="2055"/>
-      <w:gridCol w:w="2805"/>
+      <w:gridCol w:w="3110"/>
     </w:tblGrid>
     <w:tr>
       <w:trPr>
@@ -1107,7 +1107,7 @@
       </w:trPr>
       <w:tc>
         <w:tcPr>
-          <w:tcW w:w="5370" w:type="dxa"/>
+          <w:tcW w:w="5065" w:type="dxa"/>
           <w:tcBorders>
             <w:top w:val="nil"/>
             <w:left w:val="nil"/>
@@ -1231,7 +1231,7 @@
       </w:tc>
       <w:tc>
         <w:tcPr>
-          <w:tcW w:w="2805" w:type="dxa"/>
+          <w:tcW w:w="3110" w:type="dxa"/>
           <w:tcBorders>
             <w:top w:val="nil"/>
             <w:left w:val="nil"/>
@@ -1257,13 +1257,13 @@
         </w:p>
         <w:tbl>
           <w:tblPr>
-            <w:tblW w:w="2595" w:type="dxa"/>
+            <w:tblW w:w="2900" w:type="dxa"/>
             <w:tblLayout w:type="fixed"/>
             <w:tblLook w:val="0600" w:firstRow="0" w:lastRow="0" w:firstColumn="0" w:lastColumn="0" w:noHBand="1" w:noVBand="1"/>
           </w:tblPr>
           <w:tblGrid>
             <w:gridCol w:w="300"/>
-            <w:gridCol w:w="2295"/>
+            <w:gridCol w:w="2600"/>
           </w:tblGrid>
           <w:tr>
             <w:trPr>
@@ -1343,7 +1343,7 @@
             </w:tc>
             <w:tc>
               <w:tcPr>
-                <w:tcW w:w="2295" w:type="dxa"/>
+                <w:tcW w:w="2600" w:type="dxa"/>
                 <w:tcMar>
                   <w:top w:w="0" w:type="dxa"/>
                   <w:left w:w="0" w:type="dxa"/>
@@ -1388,7 +1388,7 @@
             </w:trPr>
             <w:tc>
               <w:tcPr>
-                <w:tcW w:w="2595" w:type="dxa"/>
+                <w:tcW w:w="2900" w:type="dxa"/>
                 <w:gridSpan w:val="2"/>
                 <w:tcMar>
                   <w:top w:w="0" w:type="dxa"/>
@@ -1492,7 +1492,7 @@
             </w:tc>
             <w:tc>
               <w:tcPr>
-                <w:tcW w:w="2295" w:type="dxa"/>
+                <w:tcW w:w="2600" w:type="dxa"/>
                 <w:tcMar>
                   <w:top w:w="0" w:type="dxa"/>
                   <w:left w:w="0" w:type="dxa"/>
@@ -1537,7 +1537,7 @@
             </w:trPr>
             <w:tc>
               <w:tcPr>
-                <w:tcW w:w="2595" w:type="dxa"/>
+                <w:tcW w:w="2900" w:type="dxa"/>
                 <w:gridSpan w:val="2"/>
                 <w:tcMar>
                   <w:top w:w="0" w:type="dxa"/>
@@ -1641,7 +1641,7 @@
             </w:tc>
             <w:tc>
               <w:tcPr>
-                <w:tcW w:w="2295" w:type="dxa"/>
+                <w:tcW w:w="2600" w:type="dxa"/>
                 <w:tcMar>
                   <w:top w:w="0" w:type="dxa"/>
                   <w:left w:w="0" w:type="dxa"/>
